--- a/berkas/after-sidang/map-biru/STI-24 Surat Keterangan Tutup Teori (2024).docx
+++ b/berkas/after-sidang/map-biru/STI-24 Surat Keterangan Tutup Teori (2024).docx
@@ -304,7 +304,7 @@
           <w:color w:val="000000"/>
           <w:lang w:eastAsia="en-US"/>
         </w:rPr>
-        <w:t>4</w:t>
+        <w:t>6</w:t>
       </w:r>
     </w:p>
     <w:p>
@@ -389,7 +389,10 @@
         <w:t xml:space="preserve">: </w:t>
       </w:r>
       <w:r>
-        <w:t>2207112583</w:t>
+        <w:t>2207</w:t>
+      </w:r>
+      <w:r>
+        <w:t>112583</w:t>
       </w:r>
     </w:p>
     <w:p>
@@ -460,7 +463,13 @@
         <w:rPr>
           <w:lang w:val="id-ID"/>
         </w:rPr>
-        <w:t>3.86</w:t>
+        <w:t>3.</w:t>
+      </w:r>
+      <w:r>
+        <w:rPr>
+          <w:lang w:val="id-ID"/>
+        </w:rPr>
+        <w:t xml:space="preserve">  </w:t>
       </w:r>
       <w:r>
         <w:rPr>
@@ -1089,8 +1098,21 @@
                             </w:r>
                             <w:proofErr w:type="spellEnd"/>
                             <w:r>
-                              <w:t xml:space="preserve"> Penasehat Akademis</w:t>
+                              <w:t xml:space="preserve"> </w:t>
                             </w:r>
+                            <w:proofErr w:type="spellStart"/>
+                            <w:r>
+                              <w:t>Penasehat</w:t>
+                            </w:r>
+                            <w:proofErr w:type="spellEnd"/>
+                            <w:r>
+                              <w:t xml:space="preserve"> </w:t>
+                            </w:r>
+                            <w:proofErr w:type="spellStart"/>
+                            <w:r>
+                              <w:t>Akademis</w:t>
+                            </w:r>
+                            <w:proofErr w:type="spellEnd"/>
                           </w:p>
                           <w:p>
                             <w:pPr>
@@ -1234,8 +1256,21 @@
                       </w:r>
                       <w:proofErr w:type="spellEnd"/>
                       <w:r>
-                        <w:t xml:space="preserve"> Penasehat Akademis</w:t>
+                        <w:t xml:space="preserve"> </w:t>
                       </w:r>
+                      <w:proofErr w:type="spellStart"/>
+                      <w:r>
+                        <w:t>Penasehat</w:t>
+                      </w:r>
+                      <w:proofErr w:type="spellEnd"/>
+                      <w:r>
+                        <w:t xml:space="preserve"> </w:t>
+                      </w:r>
+                      <w:proofErr w:type="spellStart"/>
+                      <w:r>
+                        <w:t>Akademis</w:t>
+                      </w:r>
+                      <w:proofErr w:type="spellEnd"/>
                     </w:p>
                     <w:p>
                       <w:pPr>
@@ -1673,7 +1708,7 @@
         </mc:Choice>
         <mc:Fallback>
           <w:pict>
-            <v:line w14:anchorId="730003E8" id="Line 2" o:spid="_x0000_s1026" style="position:absolute;z-index:251658752;visibility:visible;mso-wrap-style:square;mso-width-percent:0;mso-height-percent:0;mso-wrap-distance-left:9pt;mso-wrap-distance-top:-3e-5mm;mso-wrap-distance-right:9pt;mso-wrap-distance-bottom:-3e-5mm;mso-position-horizontal:absolute;mso-position-horizontal-relative:text;mso-position-vertical:absolute;mso-position-vertical-relative:text;mso-width-percent:0;mso-height-percent:0;mso-width-relative:page;mso-height-relative:page" from="-1.55pt,104.8pt" to="509.2pt,104.8pt" o:gfxdata="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" strokeweight="4.5pt">
+            <v:line w14:anchorId="7E8DA9DD" id="Line 2" o:spid="_x0000_s1026" style="position:absolute;z-index:251658752;visibility:visible;mso-wrap-style:square;mso-width-percent:0;mso-height-percent:0;mso-wrap-distance-left:9pt;mso-wrap-distance-top:-3e-5mm;mso-wrap-distance-right:9pt;mso-wrap-distance-bottom:-3e-5mm;mso-position-horizontal:absolute;mso-position-horizontal-relative:text;mso-position-vertical:absolute;mso-position-vertical-relative:text;mso-width-percent:0;mso-height-percent:0;mso-width-relative:page;mso-height-relative:page" from="-1.55pt,104.8pt" to="509.2pt,104.8pt" o:gfxdata="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" strokeweight="4.5pt">
               <v:stroke linestyle="thinThick"/>
             </v:line>
           </w:pict>
